--- a/docs/word/screens/screen-spec-SC-22.docx
+++ b/docs/word/screens/screen-spec-SC-22.docx
@@ -1143,7 +1143,7 @@
                 <w:rStyle w:val="VerbatimChar"/>
                 <w:sz w:val="17"/>
               </w:rPr>
-              <w:t xml:space="preserve">provinces</w:t>
+              <w:t xml:space="preserve">province</w:t>
             </w:r>
             <w:r>
               <w:rPr>
